--- a/report/public/templates/gen-common.docx
+++ b/report/public/templates/gen-common.docx
@@ -6,9 +6,14 @@
       <w:pPr>
         <w:jc w:val="center"/>
       </w:pPr>
-      <w:r/>
       <w:r>
         <w:rPr>
+          <w:rFonts w:ascii="맑은 고딕" w:eastAsia="맑은 고딕" w:hAnsi="맑은 고딕" w:cs="맑은 고딕"/>
+        </w:rPr>
+      </w:r>
+      <w:r>
+        <w:rPr>
+          <w:rFonts w:ascii="맑은 고딕" w:eastAsia="맑은 고딕" w:hAnsi="맑은 고딕" w:cs="맑은 고딕"/>
           <w:b/>
           <w:sz w:val="40"/>
         </w:rPr>
@@ -19,9 +24,14 @@
       <w:pPr>
         <w:jc w:val="right"/>
       </w:pPr>
-      <w:r/>
       <w:r>
         <w:rPr>
+          <w:rFonts w:ascii="맑은 고딕" w:eastAsia="맑은 고딕" w:hAnsi="맑은 고딕" w:cs="맑은 고딕"/>
+        </w:rPr>
+      </w:r>
+      <w:r>
+        <w:rPr>
+          <w:rFonts w:ascii="맑은 고딕" w:eastAsia="맑은 고딕" w:hAnsi="맑은 고딕" w:cs="맑은 고딕"/>
           <w:b w:val="0"/>
           <w:color w:val="555555"/>
           <w:sz w:val="22"/>
@@ -31,18 +41,28 @@
     </w:p>
     <w:p/>
     <w:p>
-      <w:r/>
       <w:r>
         <w:rPr>
+          <w:rFonts w:ascii="맑은 고딕" w:eastAsia="맑은 고딕" w:hAnsi="맑은 고딕" w:cs="맑은 고딕"/>
+        </w:rPr>
+      </w:r>
+      <w:r>
+        <w:rPr>
+          <w:rFonts w:ascii="맑은 고딕" w:eastAsia="맑은 고딕" w:hAnsi="맑은 고딕" w:cs="맑은 고딕"/>
           <w:b w:val="0"/>
         </w:rPr>
         <w:t>{#sections}</w:t>
       </w:r>
     </w:p>
     <w:p>
-      <w:r/>
       <w:r>
         <w:rPr>
+          <w:rFonts w:ascii="맑은 고딕" w:eastAsia="맑은 고딕" w:hAnsi="맑은 고딕" w:cs="맑은 고딕"/>
+        </w:rPr>
+      </w:r>
+      <w:r>
+        <w:rPr>
+          <w:rFonts w:ascii="맑은 고딕" w:eastAsia="맑은 고딕" w:hAnsi="맑은 고딕" w:cs="맑은 고딕"/>
           <w:b/>
           <w:sz w:val="26"/>
         </w:rPr>
@@ -50,9 +70,14 @@
       </w:r>
     </w:p>
     <w:p>
-      <w:r/>
       <w:r>
         <w:rPr>
+          <w:rFonts w:ascii="맑은 고딕" w:eastAsia="맑은 고딕" w:hAnsi="맑은 고딕" w:cs="맑은 고딕"/>
+        </w:rPr>
+      </w:r>
+      <w:r>
+        <w:rPr>
+          <w:rFonts w:ascii="맑은 고딕" w:eastAsia="맑은 고딕" w:hAnsi="맑은 고딕" w:cs="맑은 고딕"/>
           <w:b w:val="0"/>
           <w:sz w:val="22"/>
         </w:rPr>
@@ -60,18 +85,28 @@
       </w:r>
     </w:p>
     <w:p>
-      <w:r/>
       <w:r>
         <w:rPr>
+          <w:rFonts w:ascii="맑은 고딕" w:eastAsia="맑은 고딕" w:hAnsi="맑은 고딕" w:cs="맑은 고딕"/>
+        </w:rPr>
+      </w:r>
+      <w:r>
+        <w:rPr>
+          <w:rFonts w:ascii="맑은 고딕" w:eastAsia="맑은 고딕" w:hAnsi="맑은 고딕" w:cs="맑은 고딕"/>
           <w:b w:val="0"/>
         </w:rPr>
         <w:t>{/sections}</w:t>
       </w:r>
     </w:p>
     <w:p>
-      <w:r/>
       <w:r>
         <w:rPr>
+          <w:rFonts w:ascii="맑은 고딕" w:eastAsia="맑은 고딕" w:hAnsi="맑은 고딕" w:cs="맑은 고딕"/>
+        </w:rPr>
+      </w:r>
+      <w:r>
+        <w:rPr>
+          <w:rFonts w:ascii="맑은 고딕" w:eastAsia="맑은 고딕" w:hAnsi="맑은 고딕" w:cs="맑은 고딕"/>
           <w:b/>
           <w:sz w:val="26"/>
         </w:rPr>
@@ -98,9 +133,14 @@
             <w:pPr>
               <w:jc w:val="center"/>
             </w:pPr>
-            <w:r/>
             <w:r>
               <w:rPr>
+                <w:rFonts w:ascii="맑은 고딕" w:eastAsia="맑은 고딕" w:hAnsi="맑은 고딕" w:cs="맑은 고딕"/>
+              </w:rPr>
+            </w:r>
+            <w:r>
+              <w:rPr>
+                <w:rFonts w:ascii="맑은 고딕" w:eastAsia="맑은 고딕" w:hAnsi="맑은 고딕" w:cs="맑은 고딕"/>
                 <w:b w:val="0"/>
               </w:rPr>
               <w:t>{#photoRows}{%c1img}</w:t>
@@ -110,9 +150,14 @@
             <w:pPr>
               <w:jc w:val="center"/>
             </w:pPr>
-            <w:r/>
             <w:r>
               <w:rPr>
+                <w:rFonts w:ascii="맑은 고딕" w:eastAsia="맑은 고딕" w:hAnsi="맑은 고딕" w:cs="맑은 고딕"/>
+              </w:rPr>
+            </w:r>
+            <w:r>
+              <w:rPr>
+                <w:rFonts w:ascii="맑은 고딕" w:eastAsia="맑은 고딕" w:hAnsi="맑은 고딕" w:cs="맑은 고딕"/>
                 <w:b w:val="0"/>
                 <w:sz w:val="18"/>
               </w:rPr>
@@ -128,9 +173,14 @@
             <w:pPr>
               <w:jc w:val="center"/>
             </w:pPr>
-            <w:r/>
             <w:r>
               <w:rPr>
+                <w:rFonts w:ascii="맑은 고딕" w:eastAsia="맑은 고딕" w:hAnsi="맑은 고딕" w:cs="맑은 고딕"/>
+              </w:rPr>
+            </w:r>
+            <w:r>
+              <w:rPr>
+                <w:rFonts w:ascii="맑은 고딕" w:eastAsia="맑은 고딕" w:hAnsi="맑은 고딕" w:cs="맑은 고딕"/>
                 <w:b w:val="0"/>
               </w:rPr>
               <w:t>{%c2img}</w:t>
@@ -140,9 +190,14 @@
             <w:pPr>
               <w:jc w:val="center"/>
             </w:pPr>
-            <w:r/>
             <w:r>
               <w:rPr>
+                <w:rFonts w:ascii="맑은 고딕" w:eastAsia="맑은 고딕" w:hAnsi="맑은 고딕" w:cs="맑은 고딕"/>
+              </w:rPr>
+            </w:r>
+            <w:r>
+              <w:rPr>
+                <w:rFonts w:ascii="맑은 고딕" w:eastAsia="맑은 고딕" w:hAnsi="맑은 고딕" w:cs="맑은 고딕"/>
                 <w:b w:val="0"/>
                 <w:sz w:val="18"/>
               </w:rPr>
@@ -370,7 +425,7 @@
   <w:docDefaults>
     <w:rPrDefault>
       <w:rPr>
-        <w:rFonts w:asciiTheme="minorHAnsi" w:eastAsiaTheme="minorEastAsia" w:hAnsiTheme="minorHAnsi" w:cstheme="minorBidi"/>
+        <w:rFonts w:ascii="맑은 고딕" w:eastAsia="맑은 고딕" w:hAnsi="맑은 고딕" w:cs="맑은 고딕"/>
         <w:sz w:val="22"/>
         <w:szCs w:val="22"/>
         <w:lang w:val="en-US" w:eastAsia="en-US" w:bidi="ar-SA"/>
